--- a/out/sharepoint/02-Bulletins/TSB-G-0029 Claim documentation requirements - reminder.docx
+++ b/out/sharepoint/02-Bulletins/TSB-G-0029 Claim documentation requirements - reminder.docx
@@ -178,7 +178,7 @@
     </w:p>
     <w:p>
       <w:r>
-        <w:t>Partners are reminded that a claim must carry the inspection report, the running-hours reading at the date of repair, and the part number actually fitted. This bulletin is advisory and does not vary the warranty position of any asset.</w:t>
+        <w:t>Partners are reminded that a claim must give the part number actually fitted, and should attach the inspection report where one was raised. Claims are adjudicated from the claim-system record: running hours are taken from the latest reading held at or before the date of repair. An inspection report matters where an exclusion depends on it; a missing report does not of itself hold a claim. This bulletin is advisory and does not vary the warranty position of any asset.</w:t>
       </w:r>
     </w:p>
     <w:p>
